--- a/ky/wisdom-stories/Bakhtiyar Sirajov/silent-corridor.docx
+++ b/ky/wisdom-stories/Bakhtiyar Sirajov/silent-corridor.docx
@@ -61,7 +61,7 @@
           <w:sz w:val="22"/>
           <w:lang w:val="ky-KG"/>
         </w:rPr>
-        <w:t xml:space="preserve">Долбоордук топ айлап талыкпай эмгектенип, документтерди даярдайт. Баары даяр болгондо материалдарды </w:t>
+        <w:t xml:space="preserve">Долбоордук топ айлап талыкпай эмгектенип, документтерди даярдады. Баары даяр болгондо материалдарды </w:t>
       </w:r>
       <w:proofErr w:type="spellStart"/>
       <w:r>
@@ -79,7 +79,7 @@
           <w:sz w:val="22"/>
           <w:lang w:val="ky-KG"/>
         </w:rPr>
-        <w:t xml:space="preserve"> жөнөтүп, жооп күтө башташат. Күндөр, апталар өттү, бирок кабар келген жок. Жыйынтык — жымжырттык.</w:t>
+        <w:t xml:space="preserve"> жөнөтүп, жооп күтө башташты. Күндөр, апталар өттү, бирок кабар келген жок. Жыйынтык — жымжырттык.</w:t>
       </w:r>
     </w:p>
     <w:p>
